--- a/03_DSH_待确认事项决策规范_维护与测试基准.docx
+++ b/03_DSH_待确认事项决策规范_维护与测试基准.docx
@@ -3083,6 +3083,31 @@
       <w:cols w:space="720"/>
       <w:docGrid w:linePitch="360"/>
     </w:sectPr>
+    <w:p>
+      <w:r>
+        <w:t xml:space="preserve">【2026-10-15 版本补充：V1 / V2 双契约】</w:t>
+      </w:r>
+    </w:p>
+    <w:p>
+      <w:r>
+        <w:t xml:space="preserve">本文档正文描述的是 V1 契约（confirmation_resolution）的规范与验收基准，该基准保持不变。</w:t>
+      </w:r>
+    </w:p>
+    <w:p>
+      <w:r>
+        <w:t xml:space="preserve">V2（confirmation_resolution_v2）的验收基准以可执行测试为准：test/decision-v2.test.mjs（T01–T16 场景矩阵与属性测试）、test/evidence.test.mjs、test/policies.test.mjs、test/ledger-v2.test.mjs、test/v2-tool.test.mjs，以及 verify/wiring.mjs 中的 V2 装配检查项。</w:t>
+      </w:r>
+    </w:p>
+    <w:p>
+      <w:r>
+        <w:t xml:space="preserve">分层实测口径：离线 130 用例、宿主 187 用例、装配 32 项（可用 node --test --experimental-test-isolation=none 复现）。</w:t>
+      </w:r>
+    </w:p>
+    <w:p>
+      <w:r>
+        <w:t xml:space="preserve">本补充只标注版本边界，不替代仓库 README 的「V2」章节与代码本身。</w:t>
+      </w:r>
+    </w:p>
   </w:body>
 </w:document>
 </file>
